--- a/src/component/ISHAKA_PRECIOUS_CV.docx
+++ b/src/component/ISHAKA_PRECIOUS_CV.docx
@@ -112,37 +112,7 @@
             <w:szCs w:val="22"/>
             <w:lang w:bidi="ar"/>
           </w:rPr>
-          <w:t>E</w:t>
-        </w:r>
-        <w:r>
-          <w:rPr>
-            <w:rStyle w:val="Hyperlink"/>
-            <w:rFonts w:ascii="Times New Roman" w:eastAsia="Garamond" w:hAnsi="Times New Roman" w:cs="Times New Roman"/>
-            <w:sz w:val="22"/>
-            <w:szCs w:val="22"/>
-            <w:lang w:bidi="ar"/>
-          </w:rPr>
-          <w:t>m</w:t>
-        </w:r>
-        <w:r>
-          <w:rPr>
-            <w:rStyle w:val="Hyperlink"/>
-            <w:rFonts w:ascii="Times New Roman" w:eastAsia="Garamond" w:hAnsi="Times New Roman" w:cs="Times New Roman"/>
-            <w:sz w:val="22"/>
-            <w:szCs w:val="22"/>
-            <w:lang w:bidi="ar"/>
-          </w:rPr>
-          <w:t>a</w:t>
-        </w:r>
-        <w:r>
-          <w:rPr>
-            <w:rStyle w:val="Hyperlink"/>
-            <w:rFonts w:ascii="Times New Roman" w:eastAsia="Garamond" w:hAnsi="Times New Roman" w:cs="Times New Roman"/>
-            <w:sz w:val="22"/>
-            <w:szCs w:val="22"/>
-            <w:lang w:bidi="ar"/>
-          </w:rPr>
-          <w:t>il</w:t>
+          <w:t>Email</w:t>
         </w:r>
       </w:hyperlink>
       <w:r>
@@ -184,25 +154,7 @@
             <w:sz w:val="24"/>
             <w:szCs w:val="24"/>
           </w:rPr>
-          <w:t>G</w:t>
-        </w:r>
-        <w:r>
-          <w:rPr>
-            <w:rStyle w:val="Hyperlink"/>
-            <w:rFonts w:ascii="Times New Roman" w:eastAsia="SimSun" w:hAnsi="Times New Roman" w:cs="Times New Roman"/>
-            <w:sz w:val="24"/>
-            <w:szCs w:val="24"/>
-          </w:rPr>
-          <w:t>i</w:t>
-        </w:r>
-        <w:r>
-          <w:rPr>
-            <w:rStyle w:val="Hyperlink"/>
-            <w:rFonts w:ascii="Times New Roman" w:eastAsia="SimSun" w:hAnsi="Times New Roman" w:cs="Times New Roman"/>
-            <w:sz w:val="24"/>
-            <w:szCs w:val="24"/>
-          </w:rPr>
-          <w:t>thub</w:t>
+          <w:t>Github</w:t>
         </w:r>
         <w:proofErr w:type="spellEnd"/>
       </w:hyperlink>
@@ -230,25 +182,7 @@
             <w:sz w:val="24"/>
             <w:szCs w:val="24"/>
           </w:rPr>
-          <w:t>Lin</w:t>
-        </w:r>
-        <w:r>
-          <w:rPr>
-            <w:rStyle w:val="Hyperlink"/>
-            <w:rFonts w:ascii="Times New Roman" w:eastAsia="SimSun" w:hAnsi="Times New Roman" w:cs="Times New Roman"/>
-            <w:sz w:val="24"/>
-            <w:szCs w:val="24"/>
-          </w:rPr>
-          <w:t>k</w:t>
-        </w:r>
-        <w:r>
-          <w:rPr>
-            <w:rStyle w:val="Hyperlink"/>
-            <w:rFonts w:ascii="Times New Roman" w:eastAsia="SimSun" w:hAnsi="Times New Roman" w:cs="Times New Roman"/>
-            <w:sz w:val="24"/>
-            <w:szCs w:val="24"/>
-          </w:rPr>
-          <w:t>edIn</w:t>
+          <w:t>LinkedIn</w:t>
         </w:r>
       </w:hyperlink>
       <w:r>
@@ -814,23 +748,7 @@
             <w:b/>
             <w:bCs/>
           </w:rPr>
-          <w:t>Lin</w:t>
-        </w:r>
-        <w:r>
-          <w:rPr>
-            <w:rStyle w:val="Hyperlink"/>
-            <w:b/>
-            <w:bCs/>
-          </w:rPr>
-          <w:t>k</w:t>
-        </w:r>
-        <w:r>
-          <w:rPr>
-            <w:rStyle w:val="Hyperlink"/>
-            <w:b/>
-            <w:bCs/>
-          </w:rPr>
-          <w:t>Up</w:t>
+          <w:t>LinkUp</w:t>
         </w:r>
         <w:proofErr w:type="spellEnd"/>
       </w:hyperlink>
@@ -878,23 +796,7 @@
             <w:b/>
             <w:bCs/>
           </w:rPr>
-          <w:t>AuthF</w:t>
-        </w:r>
-        <w:r>
-          <w:rPr>
-            <w:rStyle w:val="Hyperlink"/>
-            <w:b/>
-            <w:bCs/>
-          </w:rPr>
-          <w:t>l</w:t>
-        </w:r>
-        <w:r>
-          <w:rPr>
-            <w:rStyle w:val="Hyperlink"/>
-            <w:b/>
-            <w:bCs/>
-          </w:rPr>
-          <w:t>ow</w:t>
+          <w:t>AuthFlow</w:t>
         </w:r>
         <w:proofErr w:type="spellEnd"/>
       </w:hyperlink>
@@ -922,7 +824,13 @@
         <w:t>Secure authentication system implementing JWT authentication and role-based access control</w:t>
       </w:r>
       <w:r>
-        <w:t xml:space="preserve"> and Angular as the frontend Express.js for backend</w:t>
+        <w:t xml:space="preserve"> and Angular as the frontend </w:t>
+      </w:r>
+      <w:r>
+        <w:t xml:space="preserve">and </w:t>
+      </w:r>
+      <w:r>
+        <w:t>Express.js for backend</w:t>
       </w:r>
     </w:p>
     <w:p>
@@ -940,23 +848,7 @@
             <w:b/>
             <w:bCs/>
           </w:rPr>
-          <w:t>Books-A</w:t>
-        </w:r>
-        <w:r>
-          <w:rPr>
-            <w:rStyle w:val="Hyperlink"/>
-            <w:b/>
-            <w:bCs/>
-          </w:rPr>
-          <w:t>P</w:t>
-        </w:r>
-        <w:r>
-          <w:rPr>
-            <w:rStyle w:val="Hyperlink"/>
-            <w:b/>
-            <w:bCs/>
-          </w:rPr>
-          <w:t>I</w:t>
+          <w:t>Books-API</w:t>
         </w:r>
       </w:hyperlink>
       <w:r>
@@ -1159,25 +1051,6 @@
         </w:rPr>
         <w:t>December 2021 - October 2025</w:t>
       </w:r>
-    </w:p>
-    <w:p>
-      <w:pPr>
-        <w:rPr>
-          <w:rFonts w:ascii="Times New Roman" w:hAnsi="Times New Roman" w:cs="Times New Roman"/>
-          <w:sz w:val="24"/>
-          <w:szCs w:val="24"/>
-        </w:rPr>
-      </w:pPr>
-    </w:p>
-    <w:p>
-      <w:pPr>
-        <w:rPr>
-          <w:rFonts w:ascii="Times New Roman" w:eastAsia="Garamond" w:hAnsi="Times New Roman" w:cs="Times New Roman"/>
-          <w:sz w:val="24"/>
-          <w:szCs w:val="24"/>
-          <w:lang w:bidi="ar"/>
-        </w:rPr>
-      </w:pPr>
     </w:p>
     <w:p>
       <w:pPr>
@@ -1959,6 +1832,7 @@
   <w:style w:type="character" w:default="1" w:styleId="DefaultParagraphFont">
     <w:name w:val="Default Paragraph Font"/>
     <w:uiPriority w:val="1"/>
+    <w:semiHidden/>
     <w:unhideWhenUsed/>
   </w:style>
   <w:style w:type="table" w:default="1" w:styleId="TableNormal">
